--- a/Media/LapStoreDocumentation.docx
+++ b/Media/LapStoreDocumentation.docx
@@ -413,7 +413,7 @@
               <w:t>Under the Supervisor of:</w:t>
             </w:r>
           </w:p>
-          <w:p wp14:textId="6819DC62">
+          <w:p wp14:textId="182B1558">
             <w:pPr>
               <w:spacing w:after="429"/>
               <w:ind w:right="101"/>
@@ -464,24 +464,6 @@
             </w:r>
             <w:bookmarkEnd w:id="1710098608"/>
             <w:r>
-              <w:br/>
-            </w:r>
-            <w:r>
-              <w:br/>
-            </w:r>
-            <w:r>
-              <w:br/>
-            </w:r>
-            <w:r>
-              <w:br/>
-            </w:r>
-            <w:r>
-              <w:br/>
-            </w:r>
-            <w:r>
-              <w:br/>
-            </w:r>
-            <w:r>
               <w:rPr>
                 <w:rFonts w:ascii="Arial" w:hAnsi="Arial" w:eastAsia="Arial" w:cs="Arial"/>
               </w:rPr>
@@ -531,6 +513,48 @@
         </w:tc>
       </w:tr>
     </w:tbl>
+    <w:p>
+      <w:pPr>
+        <w:pStyle w:val="Normal"/>
+        <w:spacing w:before="0" w:beforeAutospacing="off" w:after="0" w:afterAutospacing="off"/>
+        <w:ind w:left="0"/>
+        <w:rPr>
+          <w:rFonts w:ascii="Aptos" w:hAnsi="Aptos" w:eastAsia="Aptos" w:cs="Aptos"/>
+          <w:b w:val="1"/>
+          <w:bCs w:val="1"/>
+          <w:i w:val="0"/>
+          <w:iCs w:val="0"/>
+          <w:caps w:val="0"/>
+          <w:smallCaps w:val="0"/>
+          <w:noProof w:val="0"/>
+          <w:color w:val="1F3864" w:themeColor="accent5" w:themeTint="FF" w:themeShade="80"/>
+          <w:sz w:val="36"/>
+          <w:szCs w:val="36"/>
+          <w:lang w:val="en-US"/>
+        </w:rPr>
+      </w:pPr>
+    </w:p>
+    <w:p>
+      <w:pPr>
+        <w:pStyle w:val="Normal"/>
+        <w:spacing w:before="0" w:beforeAutospacing="off" w:after="0" w:afterAutospacing="off"/>
+        <w:ind w:left="0"/>
+        <w:rPr>
+          <w:rFonts w:ascii="Aptos" w:hAnsi="Aptos" w:eastAsia="Aptos" w:cs="Aptos"/>
+          <w:b w:val="1"/>
+          <w:bCs w:val="1"/>
+          <w:i w:val="0"/>
+          <w:iCs w:val="0"/>
+          <w:caps w:val="0"/>
+          <w:smallCaps w:val="0"/>
+          <w:noProof w:val="0"/>
+          <w:color w:val="1F3864" w:themeColor="accent5" w:themeTint="FF" w:themeShade="80"/>
+          <w:sz w:val="36"/>
+          <w:szCs w:val="36"/>
+          <w:lang w:val="en-US"/>
+        </w:rPr>
+      </w:pPr>
+    </w:p>
     <w:p xmlns:wp14="http://schemas.microsoft.com/office/word/2010/wordml" wp14:textId="6252D069">
       <w:pPr>
         <w:pStyle w:val="Normal"/>
@@ -2561,7 +2585,7 @@
         <w:t xml:space="preserve"> </w:t>
       </w:r>
     </w:p>
-    <w:p xmlns:wp14="http://schemas.microsoft.com/office/word/2010/wordml" wp14:textId="4BD98968">
+    <w:p>
       <w:pPr>
         <w:pStyle w:val="ListParagraph"/>
         <w:numPr>
@@ -2569,7 +2593,6 @@
           <w:numId w:val="22"/>
         </w:numPr>
         <w:spacing w:before="240" w:beforeAutospacing="off" w:after="240" w:afterAutospacing="off"/>
-        <w:ind/>
         <w:rPr>
           <w:rFonts w:ascii="Aptos" w:hAnsi="Aptos" w:eastAsia="Aptos" w:cs="Aptos"/>
           <w:b w:val="1"/>
@@ -2620,26 +2643,46 @@
         <w:t>Unit &amp; Integration Testing</w:t>
       </w:r>
     </w:p>
-    <w:p xmlns:wp14="http://schemas.microsoft.com/office/word/2010/wordml" wp14:textId="13B426CA">
+    <w:p>
       <w:pPr>
         <w:pStyle w:val="ListParagraph"/>
+        <w:numPr>
+          <w:ilvl w:val="0"/>
+          <w:numId w:val="22"/>
+        </w:numPr>
         <w:spacing w:before="240" w:beforeAutospacing="off" w:after="240" w:afterAutospacing="off"/>
-        <w:ind w:left="720"/>
-        <w:rPr>
-          <w:rFonts w:ascii="Aptos" w:hAnsi="Aptos" w:eastAsia="Aptos" w:cs="Aptos"/>
-          <w:b w:val="0"/>
-          <w:bCs w:val="0"/>
+        <w:rPr>
+          <w:rFonts w:ascii="Aptos" w:hAnsi="Aptos" w:eastAsia="Aptos" w:cs="Aptos"/>
+          <w:b w:val="1"/>
+          <w:bCs w:val="1"/>
           <w:i w:val="0"/>
           <w:iCs w:val="0"/>
           <w:caps w:val="0"/>
           <w:smallCaps w:val="0"/>
           <w:noProof w:val="0"/>
           <w:color w:val="000000" w:themeColor="text1" w:themeTint="FF" w:themeShade="FF"/>
-          <w:sz w:val="22"/>
-          <w:szCs w:val="22"/>
-          <w:lang w:val="en-US"/>
-        </w:rPr>
-      </w:pPr>
+          <w:sz w:val="24"/>
+          <w:szCs w:val="24"/>
+          <w:lang w:val="en-US"/>
+        </w:rPr>
+      </w:pPr>
+      <w:r>
+        <w:rPr>
+          <w:rFonts w:ascii="Aptos" w:hAnsi="Aptos" w:eastAsia="Aptos" w:cs="Aptos"/>
+          <w:b w:val="1"/>
+          <w:bCs w:val="1"/>
+          <w:i w:val="0"/>
+          <w:iCs w:val="0"/>
+          <w:caps w:val="0"/>
+          <w:smallCaps w:val="0"/>
+          <w:noProof w:val="0"/>
+          <w:color w:val="000000" w:themeColor="text1" w:themeTint="FF" w:themeShade="FF"/>
+          <w:sz w:val="24"/>
+          <w:szCs w:val="24"/>
+          <w:lang w:val="en-US"/>
+        </w:rPr>
+        <w:t>14. API Documentation</w:t>
+      </w:r>
     </w:p>
     <w:p xmlns:wp14="http://schemas.microsoft.com/office/word/2010/wordml" wp14:textId="69690D4E">
       <w:pPr>
@@ -7822,7 +7865,7 @@
         <w:t>Test each component individually.</w:t>
       </w:r>
     </w:p>
-    <w:p xmlns:wp14="http://schemas.microsoft.com/office/word/2010/wordml" wp14:textId="7B535BF4">
+    <w:p>
       <w:pPr>
         <w:pStyle w:val="ListParagraph"/>
         <w:numPr>
@@ -7864,9 +7907,791 @@
         <w:t>Test integration between frontend and backend.</w:t>
       </w:r>
     </w:p>
-    <w:p xmlns:wp14="http://schemas.microsoft.com/office/word/2010/wordml" wp14:textId="6EAB880B">
-      <w:pPr>
-        <w:spacing w:after="445"/>
+    <w:p>
+      <w:pPr>
+        <w:pStyle w:val="ListParagraph"/>
+        <w:spacing w:after="0" w:line="279" w:lineRule="auto"/>
+        <w:ind w:left="720" w:hanging="360"/>
+        <w:rPr>
+          <w:rFonts w:ascii="Aptos" w:hAnsi="Aptos" w:eastAsia="Aptos" w:cs="Aptos"/>
+          <w:b w:val="1"/>
+          <w:bCs w:val="1"/>
+          <w:i w:val="0"/>
+          <w:iCs w:val="0"/>
+          <w:caps w:val="0"/>
+          <w:smallCaps w:val="0"/>
+          <w:noProof w:val="0"/>
+          <w:color w:val="0F4761"/>
+          <w:sz w:val="28"/>
+          <w:szCs w:val="28"/>
+          <w:lang w:val="en-US"/>
+        </w:rPr>
+      </w:pPr>
+    </w:p>
+    <w:p>
+      <w:pPr>
+        <w:pStyle w:val="Normal"/>
+        <w:spacing w:after="0" w:line="279" w:lineRule="auto"/>
+        <w:ind w:left="0" w:hanging="0"/>
+        <w:rPr>
+          <w:rFonts w:ascii="Aptos" w:hAnsi="Aptos" w:eastAsia="Aptos" w:cs="Aptos"/>
+          <w:b w:val="0"/>
+          <w:bCs w:val="0"/>
+          <w:i w:val="0"/>
+          <w:iCs w:val="0"/>
+          <w:caps w:val="0"/>
+          <w:smallCaps w:val="0"/>
+          <w:noProof w:val="0"/>
+          <w:color w:val="000000" w:themeColor="text1" w:themeTint="FF" w:themeShade="FF"/>
+          <w:sz w:val="24"/>
+          <w:szCs w:val="24"/>
+          <w:lang w:val="en-US"/>
+        </w:rPr>
+      </w:pPr>
+      <w:r>
+        <w:rPr>
+          <w:rFonts w:ascii="Aptos" w:hAnsi="Aptos" w:eastAsia="Aptos" w:cs="Aptos"/>
+          <w:b w:val="1"/>
+          <w:bCs w:val="1"/>
+          <w:i w:val="0"/>
+          <w:iCs w:val="0"/>
+          <w:caps w:val="0"/>
+          <w:smallCaps w:val="0"/>
+          <w:noProof w:val="0"/>
+          <w:color w:val="0F4761"/>
+          <w:sz w:val="28"/>
+          <w:szCs w:val="28"/>
+          <w:lang w:val="en-US"/>
+        </w:rPr>
+        <w:t>1</w:t>
+      </w:r>
+      <w:r>
+        <w:rPr>
+          <w:rFonts w:ascii="Aptos" w:hAnsi="Aptos" w:eastAsia="Aptos" w:cs="Aptos"/>
+          <w:b w:val="1"/>
+          <w:bCs w:val="1"/>
+          <w:i w:val="0"/>
+          <w:iCs w:val="0"/>
+          <w:caps w:val="0"/>
+          <w:smallCaps w:val="0"/>
+          <w:noProof w:val="0"/>
+          <w:color w:val="0F4761"/>
+          <w:sz w:val="28"/>
+          <w:szCs w:val="28"/>
+          <w:lang w:val="en-US"/>
+        </w:rPr>
+        <w:t>4</w:t>
+      </w:r>
+      <w:r>
+        <w:rPr>
+          <w:rFonts w:ascii="Aptos" w:hAnsi="Aptos" w:eastAsia="Aptos" w:cs="Aptos"/>
+          <w:b w:val="1"/>
+          <w:bCs w:val="1"/>
+          <w:i w:val="0"/>
+          <w:iCs w:val="0"/>
+          <w:caps w:val="0"/>
+          <w:smallCaps w:val="0"/>
+          <w:noProof w:val="0"/>
+          <w:color w:val="0F4761"/>
+          <w:sz w:val="28"/>
+          <w:szCs w:val="28"/>
+          <w:lang w:val="en-US"/>
+        </w:rPr>
+        <w:t xml:space="preserve">. </w:t>
+      </w:r>
+      <w:r>
+        <w:rPr>
+          <w:rFonts w:ascii="Aptos" w:hAnsi="Aptos" w:eastAsia="Aptos" w:cs="Aptos"/>
+          <w:b w:val="1"/>
+          <w:bCs w:val="1"/>
+          <w:i w:val="0"/>
+          <w:iCs w:val="0"/>
+          <w:caps w:val="0"/>
+          <w:smallCaps w:val="0"/>
+          <w:noProof w:val="0"/>
+          <w:color w:val="0F4761"/>
+          <w:sz w:val="28"/>
+          <w:szCs w:val="28"/>
+          <w:lang w:val="en-US"/>
+        </w:rPr>
+        <w:t>API Documentation</w:t>
+      </w:r>
+    </w:p>
+    <w:p>
+      <w:pPr>
+        <w:pStyle w:val="Normal"/>
+        <w:spacing w:after="0" w:line="279" w:lineRule="auto"/>
+        <w:ind w:left="0" w:hanging="0"/>
+        <w:rPr>
+          <w:rFonts w:ascii="Aptos" w:hAnsi="Aptos" w:eastAsia="Aptos" w:cs="Aptos"/>
+          <w:noProof w:val="0"/>
+          <w:sz w:val="24"/>
+          <w:szCs w:val="24"/>
+          <w:lang w:val="en-US"/>
+        </w:rPr>
+      </w:pPr>
+      <w:r>
+        <w:rPr>
+          <w:rFonts w:ascii="Aptos" w:hAnsi="Aptos" w:eastAsia="Aptos" w:cs="Aptos"/>
+          <w:noProof w:val="0"/>
+          <w:sz w:val="28"/>
+          <w:szCs w:val="28"/>
+          <w:lang w:val="en-US"/>
+        </w:rPr>
+        <w:t xml:space="preserve">    </w:t>
+      </w:r>
+      <w:r>
+        <w:rPr>
+          <w:rFonts w:ascii="Aptos" w:hAnsi="Aptos" w:eastAsia="Aptos" w:cs="Aptos"/>
+          <w:noProof w:val="0"/>
+          <w:sz w:val="24"/>
+          <w:szCs w:val="24"/>
+          <w:lang w:val="en-US"/>
+        </w:rPr>
+        <w:t xml:space="preserve">The </w:t>
+      </w:r>
+      <w:r>
+        <w:rPr>
+          <w:rFonts w:ascii="Aptos" w:hAnsi="Aptos" w:eastAsia="Aptos" w:cs="Aptos"/>
+          <w:noProof w:val="0"/>
+          <w:sz w:val="24"/>
+          <w:szCs w:val="24"/>
+          <w:lang w:val="en-US"/>
+        </w:rPr>
+        <w:t>LapStore</w:t>
+      </w:r>
+      <w:r>
+        <w:rPr>
+          <w:rFonts w:ascii="Aptos" w:hAnsi="Aptos" w:eastAsia="Aptos" w:cs="Aptos"/>
+          <w:noProof w:val="0"/>
+          <w:sz w:val="24"/>
+          <w:szCs w:val="24"/>
+          <w:lang w:val="en-US"/>
+        </w:rPr>
+        <w:t xml:space="preserve"> platform provides a comprehensive RESTful API for all core functionalities. </w:t>
+      </w:r>
+      <w:r>
+        <w:br/>
+      </w:r>
+      <w:r>
+        <w:rPr>
+          <w:rFonts w:ascii="Aptos" w:hAnsi="Aptos" w:eastAsia="Aptos" w:cs="Aptos"/>
+          <w:noProof w:val="0"/>
+          <w:sz w:val="24"/>
+          <w:szCs w:val="24"/>
+          <w:lang w:val="en-US"/>
+        </w:rPr>
+        <w:t>The API is organized into the following main categories:</w:t>
+      </w:r>
+    </w:p>
+    <w:p>
+      <w:pPr>
+        <w:keepNext w:val="1"/>
+        <w:keepLines w:val="1"/>
+        <w:spacing w:before="281" w:after="281" w:line="279" w:lineRule="auto"/>
+        <w:rPr>
+          <w:rFonts w:ascii="Aptos" w:hAnsi="Aptos" w:eastAsia="Aptos" w:cs="Aptos"/>
+          <w:noProof w:val="0"/>
+          <w:sz w:val="24"/>
+          <w:szCs w:val="24"/>
+          <w:lang w:val="en-US"/>
+        </w:rPr>
+      </w:pPr>
+      <w:r>
+        <w:rPr>
+          <w:rFonts w:ascii="Aptos" w:hAnsi="Aptos" w:eastAsia="Aptos" w:cs="Aptos"/>
+          <w:noProof w:val="0"/>
+          <w:color w:val="ABB2BF"/>
+          <w:sz w:val="24"/>
+          <w:szCs w:val="24"/>
+          <w:lang w:val="en-US"/>
+        </w:rPr>
+        <w:t>-</w:t>
+      </w:r>
+      <w:r>
+        <w:rPr>
+          <w:rFonts w:ascii="Aptos" w:hAnsi="Aptos" w:eastAsia="Aptos" w:cs="Aptos"/>
+          <w:b w:val="1"/>
+          <w:bCs w:val="1"/>
+          <w:noProof w:val="0"/>
+          <w:sz w:val="24"/>
+          <w:szCs w:val="24"/>
+          <w:lang w:val="en-US"/>
+        </w:rPr>
+        <w:t>Account Management</w:t>
+      </w:r>
+      <w:r>
+        <w:rPr>
+          <w:rFonts w:ascii="Aptos" w:hAnsi="Aptos" w:eastAsia="Aptos" w:cs="Aptos"/>
+          <w:noProof w:val="0"/>
+          <w:sz w:val="24"/>
+          <w:szCs w:val="24"/>
+          <w:lang w:val="en-US"/>
+        </w:rPr>
+        <w:t>: User registration, login, profile management, and admin operations</w:t>
+      </w:r>
+    </w:p>
+    <w:p>
+      <w:pPr>
+        <w:keepNext w:val="1"/>
+        <w:keepLines w:val="1"/>
+        <w:spacing w:before="281" w:after="281" w:line="279" w:lineRule="auto"/>
+      </w:pPr>
+      <w:r>
+        <w:drawing>
+          <wp:inline wp14:editId="6B38340E" wp14:anchorId="5CF51588">
+            <wp:extent cx="5991226" cy="3895725"/>
+            <wp:effectExtent l="0" t="0" r="0" b="0"/>
+            <wp:docPr id="500324389" name="" title=""/>
+            <wp:cNvGraphicFramePr>
+              <a:graphicFrameLocks noChangeAspect="1"/>
+            </wp:cNvGraphicFramePr>
+            <a:graphic>
+              <a:graphicData uri="http://schemas.openxmlformats.org/drawingml/2006/picture">
+                <pic:pic>
+                  <pic:nvPicPr>
+                    <pic:cNvPr id="0" name=""/>
+                    <pic:cNvPicPr/>
+                  </pic:nvPicPr>
+                  <pic:blipFill>
+                    <a:blip r:embed="Rabe67600a3634062">
+                      <a:extLst>
+                        <a:ext xmlns:a="http://schemas.openxmlformats.org/drawingml/2006/main" uri="{28A0092B-C50C-407E-A947-70E740481C1C}">
+                          <a14:useLocalDpi val="0"/>
+                        </a:ext>
+                      </a:extLst>
+                    </a:blip>
+                    <a:stretch>
+                      <a:fillRect/>
+                    </a:stretch>
+                  </pic:blipFill>
+                  <pic:spPr>
+                    <a:xfrm>
+                      <a:off x="0" y="0"/>
+                      <a:ext cx="5991226" cy="3895725"/>
+                    </a:xfrm>
+                    <a:prstGeom prst="rect">
+                      <a:avLst/>
+                    </a:prstGeom>
+                  </pic:spPr>
+                </pic:pic>
+              </a:graphicData>
+            </a:graphic>
+          </wp:inline>
+        </w:drawing>
+      </w:r>
+    </w:p>
+    <w:p>
+      <w:pPr>
+        <w:keepNext w:val="1"/>
+        <w:keepLines w:val="1"/>
+        <w:spacing w:before="281" w:after="281" w:line="279" w:lineRule="auto"/>
+        <w:rPr>
+          <w:rFonts w:ascii="Aptos" w:hAnsi="Aptos" w:eastAsia="Aptos" w:cs="Aptos"/>
+          <w:noProof w:val="0"/>
+          <w:sz w:val="24"/>
+          <w:szCs w:val="24"/>
+          <w:lang w:val="en-US"/>
+        </w:rPr>
+      </w:pPr>
+      <w:r>
+        <w:rPr>
+          <w:rFonts w:ascii="Aptos" w:hAnsi="Aptos" w:eastAsia="Aptos" w:cs="Aptos"/>
+          <w:noProof w:val="0"/>
+          <w:color w:val="ABB2BF"/>
+          <w:sz w:val="24"/>
+          <w:szCs w:val="24"/>
+          <w:lang w:val="en-US"/>
+        </w:rPr>
+        <w:t>-</w:t>
+      </w:r>
+      <w:r>
+        <w:rPr>
+          <w:rFonts w:ascii="Aptos" w:hAnsi="Aptos" w:eastAsia="Aptos" w:cs="Aptos"/>
+          <w:noProof w:val="0"/>
+          <w:sz w:val="24"/>
+          <w:szCs w:val="24"/>
+          <w:lang w:val="en-US"/>
+        </w:rPr>
+        <w:t xml:space="preserve"> </w:t>
+      </w:r>
+      <w:r>
+        <w:rPr>
+          <w:rFonts w:ascii="Aptos" w:hAnsi="Aptos" w:eastAsia="Aptos" w:cs="Aptos"/>
+          <w:b w:val="1"/>
+          <w:bCs w:val="1"/>
+          <w:noProof w:val="0"/>
+          <w:sz w:val="24"/>
+          <w:szCs w:val="24"/>
+          <w:lang w:val="en-US"/>
+        </w:rPr>
+        <w:t>Shopping Cart</w:t>
+      </w:r>
+      <w:r>
+        <w:rPr>
+          <w:rFonts w:ascii="Aptos" w:hAnsi="Aptos" w:eastAsia="Aptos" w:cs="Aptos"/>
+          <w:noProof w:val="0"/>
+          <w:sz w:val="24"/>
+          <w:szCs w:val="24"/>
+          <w:lang w:val="en-US"/>
+        </w:rPr>
+        <w:t xml:space="preserve">: Cart operations and item management </w:t>
+      </w:r>
+    </w:p>
+    <w:p>
+      <w:pPr>
+        <w:keepNext w:val="1"/>
+        <w:keepLines w:val="1"/>
+        <w:spacing w:before="281" w:after="281" w:line="279" w:lineRule="auto"/>
+        <w:rPr>
+          <w:rFonts w:ascii="Aptos" w:hAnsi="Aptos" w:eastAsia="Aptos" w:cs="Aptos"/>
+          <w:noProof w:val="0"/>
+          <w:sz w:val="24"/>
+          <w:szCs w:val="24"/>
+          <w:lang w:val="en-US"/>
+        </w:rPr>
+      </w:pPr>
+      <w:r>
+        <w:drawing>
+          <wp:inline wp14:editId="5B7B6972" wp14:anchorId="4330E4BD">
+            <wp:extent cx="5991226" cy="1371600"/>
+            <wp:effectExtent l="0" t="0" r="0" b="0"/>
+            <wp:docPr id="1407028836" name="" title=""/>
+            <wp:cNvGraphicFramePr>
+              <a:graphicFrameLocks noChangeAspect="1"/>
+            </wp:cNvGraphicFramePr>
+            <a:graphic>
+              <a:graphicData uri="http://schemas.openxmlformats.org/drawingml/2006/picture">
+                <pic:pic>
+                  <pic:nvPicPr>
+                    <pic:cNvPr id="0" name=""/>
+                    <pic:cNvPicPr/>
+                  </pic:nvPicPr>
+                  <pic:blipFill>
+                    <a:blip r:embed="Re4ca84cf54804cd5">
+                      <a:extLst>
+                        <a:ext xmlns:a="http://schemas.openxmlformats.org/drawingml/2006/main" uri="{28A0092B-C50C-407E-A947-70E740481C1C}">
+                          <a14:useLocalDpi val="0"/>
+                        </a:ext>
+                      </a:extLst>
+                    </a:blip>
+                    <a:stretch>
+                      <a:fillRect/>
+                    </a:stretch>
+                  </pic:blipFill>
+                  <pic:spPr>
+                    <a:xfrm>
+                      <a:off x="0" y="0"/>
+                      <a:ext cx="5991226" cy="1371600"/>
+                    </a:xfrm>
+                    <a:prstGeom prst="rect">
+                      <a:avLst/>
+                    </a:prstGeom>
+                  </pic:spPr>
+                </pic:pic>
+              </a:graphicData>
+            </a:graphic>
+          </wp:inline>
+        </w:drawing>
+      </w:r>
+    </w:p>
+    <w:p>
+      <w:pPr>
+        <w:keepNext w:val="1"/>
+        <w:keepLines w:val="1"/>
+        <w:spacing w:before="281" w:after="281" w:line="279" w:lineRule="auto"/>
+        <w:rPr>
+          <w:rFonts w:ascii="Aptos" w:hAnsi="Aptos" w:eastAsia="Aptos" w:cs="Aptos"/>
+          <w:noProof w:val="0"/>
+          <w:sz w:val="24"/>
+          <w:szCs w:val="24"/>
+          <w:lang w:val="en-US"/>
+        </w:rPr>
+      </w:pPr>
+      <w:r>
+        <w:rPr>
+          <w:rFonts w:ascii="Aptos" w:hAnsi="Aptos" w:eastAsia="Aptos" w:cs="Aptos"/>
+          <w:noProof w:val="0"/>
+          <w:color w:val="ABB2BF"/>
+          <w:sz w:val="24"/>
+          <w:szCs w:val="24"/>
+          <w:lang w:val="en-US"/>
+        </w:rPr>
+        <w:t>-</w:t>
+      </w:r>
+      <w:r>
+        <w:rPr>
+          <w:rFonts w:ascii="Aptos" w:hAnsi="Aptos" w:eastAsia="Aptos" w:cs="Aptos"/>
+          <w:noProof w:val="0"/>
+          <w:sz w:val="24"/>
+          <w:szCs w:val="24"/>
+          <w:lang w:val="en-US"/>
+        </w:rPr>
+        <w:t xml:space="preserve"> </w:t>
+      </w:r>
+      <w:r>
+        <w:rPr>
+          <w:rFonts w:ascii="Aptos" w:hAnsi="Aptos" w:eastAsia="Aptos" w:cs="Aptos"/>
+          <w:b w:val="1"/>
+          <w:bCs w:val="1"/>
+          <w:noProof w:val="0"/>
+          <w:sz w:val="24"/>
+          <w:szCs w:val="24"/>
+          <w:lang w:val="en-US"/>
+        </w:rPr>
+        <w:t>Product Catalog</w:t>
+      </w:r>
+      <w:r>
+        <w:rPr>
+          <w:rFonts w:ascii="Aptos" w:hAnsi="Aptos" w:eastAsia="Aptos" w:cs="Aptos"/>
+          <w:noProof w:val="0"/>
+          <w:sz w:val="24"/>
+          <w:szCs w:val="24"/>
+          <w:lang w:val="en-US"/>
+        </w:rPr>
+        <w:t xml:space="preserve">: Product CRUD operations and search functionality </w:t>
+      </w:r>
+    </w:p>
+    <w:p>
+      <w:pPr>
+        <w:keepNext w:val="1"/>
+        <w:keepLines w:val="1"/>
+        <w:spacing w:before="281" w:after="281" w:line="279" w:lineRule="auto"/>
+        <w:rPr>
+          <w:rFonts w:ascii="Aptos" w:hAnsi="Aptos" w:eastAsia="Aptos" w:cs="Aptos"/>
+          <w:noProof w:val="0"/>
+          <w:sz w:val="24"/>
+          <w:szCs w:val="24"/>
+          <w:lang w:val="en-US"/>
+        </w:rPr>
+      </w:pPr>
+      <w:r>
+        <w:drawing>
+          <wp:inline wp14:editId="1AE183A6" wp14:anchorId="034C7837">
+            <wp:extent cx="5991226" cy="1362075"/>
+            <wp:effectExtent l="0" t="0" r="0" b="0"/>
+            <wp:docPr id="2144224163" name="" title=""/>
+            <wp:cNvGraphicFramePr>
+              <a:graphicFrameLocks noChangeAspect="1"/>
+            </wp:cNvGraphicFramePr>
+            <a:graphic>
+              <a:graphicData uri="http://schemas.openxmlformats.org/drawingml/2006/picture">
+                <pic:pic>
+                  <pic:nvPicPr>
+                    <pic:cNvPr id="0" name=""/>
+                    <pic:cNvPicPr/>
+                  </pic:nvPicPr>
+                  <pic:blipFill>
+                    <a:blip r:embed="R0bdf6abd5a874de9">
+                      <a:extLst>
+                        <a:ext xmlns:a="http://schemas.openxmlformats.org/drawingml/2006/main" uri="{28A0092B-C50C-407E-A947-70E740481C1C}">
+                          <a14:useLocalDpi val="0"/>
+                        </a:ext>
+                      </a:extLst>
+                    </a:blip>
+                    <a:stretch>
+                      <a:fillRect/>
+                    </a:stretch>
+                  </pic:blipFill>
+                  <pic:spPr>
+                    <a:xfrm>
+                      <a:off x="0" y="0"/>
+                      <a:ext cx="5991226" cy="1362075"/>
+                    </a:xfrm>
+                    <a:prstGeom prst="rect">
+                      <a:avLst/>
+                    </a:prstGeom>
+                  </pic:spPr>
+                </pic:pic>
+              </a:graphicData>
+            </a:graphic>
+          </wp:inline>
+        </w:drawing>
+      </w:r>
+    </w:p>
+    <w:p>
+      <w:pPr>
+        <w:keepNext w:val="1"/>
+        <w:keepLines w:val="1"/>
+        <w:spacing w:before="281" w:after="281" w:line="279" w:lineRule="auto"/>
+        <w:rPr>
+          <w:rFonts w:ascii="Aptos" w:hAnsi="Aptos" w:eastAsia="Aptos" w:cs="Aptos"/>
+          <w:noProof w:val="0"/>
+          <w:sz w:val="24"/>
+          <w:szCs w:val="24"/>
+          <w:lang w:val="en-US"/>
+        </w:rPr>
+      </w:pPr>
+      <w:r>
+        <w:rPr>
+          <w:rFonts w:ascii="Aptos" w:hAnsi="Aptos" w:eastAsia="Aptos" w:cs="Aptos"/>
+          <w:noProof w:val="0"/>
+          <w:color w:val="ABB2BF"/>
+          <w:sz w:val="24"/>
+          <w:szCs w:val="24"/>
+          <w:lang w:val="en-US"/>
+        </w:rPr>
+        <w:t>-</w:t>
+      </w:r>
+      <w:r>
+        <w:rPr>
+          <w:rFonts w:ascii="Aptos" w:hAnsi="Aptos" w:eastAsia="Aptos" w:cs="Aptos"/>
+          <w:noProof w:val="0"/>
+          <w:sz w:val="24"/>
+          <w:szCs w:val="24"/>
+          <w:lang w:val="en-US"/>
+        </w:rPr>
+        <w:t xml:space="preserve"> </w:t>
+      </w:r>
+      <w:r>
+        <w:rPr>
+          <w:rFonts w:ascii="Aptos" w:hAnsi="Aptos" w:eastAsia="Aptos" w:cs="Aptos"/>
+          <w:b w:val="1"/>
+          <w:bCs w:val="1"/>
+          <w:noProof w:val="0"/>
+          <w:sz w:val="24"/>
+          <w:szCs w:val="24"/>
+          <w:lang w:val="en-US"/>
+        </w:rPr>
+        <w:t>Order Processing</w:t>
+      </w:r>
+      <w:r>
+        <w:rPr>
+          <w:rFonts w:ascii="Aptos" w:hAnsi="Aptos" w:eastAsia="Aptos" w:cs="Aptos"/>
+          <w:noProof w:val="0"/>
+          <w:sz w:val="24"/>
+          <w:szCs w:val="24"/>
+          <w:lang w:val="en-US"/>
+        </w:rPr>
+        <w:t xml:space="preserve">: Order creation, tracking, and status management </w:t>
+      </w:r>
+    </w:p>
+    <w:p>
+      <w:pPr>
+        <w:keepNext w:val="1"/>
+        <w:keepLines w:val="1"/>
+        <w:spacing w:before="281" w:after="281" w:line="279" w:lineRule="auto"/>
+      </w:pPr>
+      <w:r>
+        <w:drawing>
+          <wp:inline wp14:editId="127FB27F" wp14:anchorId="6D8E4713">
+            <wp:extent cx="5991226" cy="1304925"/>
+            <wp:effectExtent l="0" t="0" r="0" b="0"/>
+            <wp:docPr id="36518495" name="" title=""/>
+            <wp:cNvGraphicFramePr>
+              <a:graphicFrameLocks noChangeAspect="1"/>
+            </wp:cNvGraphicFramePr>
+            <a:graphic>
+              <a:graphicData uri="http://schemas.openxmlformats.org/drawingml/2006/picture">
+                <pic:pic>
+                  <pic:nvPicPr>
+                    <pic:cNvPr id="0" name=""/>
+                    <pic:cNvPicPr/>
+                  </pic:nvPicPr>
+                  <pic:blipFill>
+                    <a:blip r:embed="R788b5b5485ff4f43">
+                      <a:extLst>
+                        <a:ext xmlns:a="http://schemas.openxmlformats.org/drawingml/2006/main" uri="{28A0092B-C50C-407E-A947-70E740481C1C}">
+                          <a14:useLocalDpi val="0"/>
+                        </a:ext>
+                      </a:extLst>
+                    </a:blip>
+                    <a:stretch>
+                      <a:fillRect/>
+                    </a:stretch>
+                  </pic:blipFill>
+                  <pic:spPr>
+                    <a:xfrm>
+                      <a:off x="0" y="0"/>
+                      <a:ext cx="5991226" cy="1304925"/>
+                    </a:xfrm>
+                    <a:prstGeom prst="rect">
+                      <a:avLst/>
+                    </a:prstGeom>
+                  </pic:spPr>
+                </pic:pic>
+              </a:graphicData>
+            </a:graphic>
+          </wp:inline>
+        </w:drawing>
+      </w:r>
+    </w:p>
+    <w:p>
+      <w:pPr>
+        <w:keepNext w:val="1"/>
+        <w:keepLines w:val="1"/>
+        <w:spacing w:before="281" w:after="281" w:line="279" w:lineRule="auto"/>
+        <w:rPr>
+          <w:rFonts w:ascii="Aptos" w:hAnsi="Aptos" w:eastAsia="Aptos" w:cs="Aptos"/>
+          <w:noProof w:val="0"/>
+          <w:sz w:val="24"/>
+          <w:szCs w:val="24"/>
+          <w:lang w:val="en-US"/>
+        </w:rPr>
+      </w:pPr>
+      <w:r>
+        <w:rPr>
+          <w:rFonts w:ascii="Aptos" w:hAnsi="Aptos" w:eastAsia="Aptos" w:cs="Aptos"/>
+          <w:noProof w:val="0"/>
+          <w:color w:val="ABB2BF"/>
+          <w:sz w:val="24"/>
+          <w:szCs w:val="24"/>
+          <w:lang w:val="en-US"/>
+        </w:rPr>
+        <w:t>-</w:t>
+      </w:r>
+      <w:r>
+        <w:rPr>
+          <w:rFonts w:ascii="Aptos" w:hAnsi="Aptos" w:eastAsia="Aptos" w:cs="Aptos"/>
+          <w:noProof w:val="0"/>
+          <w:sz w:val="24"/>
+          <w:szCs w:val="24"/>
+          <w:lang w:val="en-US"/>
+        </w:rPr>
+        <w:t xml:space="preserve"> </w:t>
+      </w:r>
+      <w:r>
+        <w:rPr>
+          <w:rFonts w:ascii="Aptos" w:hAnsi="Aptos" w:eastAsia="Aptos" w:cs="Aptos"/>
+          <w:b w:val="1"/>
+          <w:bCs w:val="1"/>
+          <w:noProof w:val="0"/>
+          <w:sz w:val="24"/>
+          <w:szCs w:val="24"/>
+          <w:lang w:val="en-US"/>
+        </w:rPr>
+        <w:t>Categories</w:t>
+      </w:r>
+      <w:r>
+        <w:rPr>
+          <w:rFonts w:ascii="Aptos" w:hAnsi="Aptos" w:eastAsia="Aptos" w:cs="Aptos"/>
+          <w:noProof w:val="0"/>
+          <w:sz w:val="24"/>
+          <w:szCs w:val="24"/>
+          <w:lang w:val="en-US"/>
+        </w:rPr>
+        <w:t xml:space="preserve">: Product categorization and filtering </w:t>
+      </w:r>
+    </w:p>
+    <w:p>
+      <w:pPr>
+        <w:keepNext w:val="1"/>
+        <w:keepLines w:val="1"/>
+        <w:spacing w:before="281" w:after="281" w:line="279" w:lineRule="auto"/>
+        <w:rPr>
+          <w:rFonts w:ascii="Aptos" w:hAnsi="Aptos" w:eastAsia="Aptos" w:cs="Aptos"/>
+          <w:noProof w:val="0"/>
+          <w:sz w:val="24"/>
+          <w:szCs w:val="24"/>
+          <w:lang w:val="en-US"/>
+        </w:rPr>
+      </w:pPr>
+      <w:r>
+        <w:drawing>
+          <wp:inline wp14:editId="7BEC93F6" wp14:anchorId="7E22A377">
+            <wp:extent cx="5991226" cy="1609725"/>
+            <wp:effectExtent l="0" t="0" r="0" b="0"/>
+            <wp:docPr id="262804514" name="" title=""/>
+            <wp:cNvGraphicFramePr>
+              <a:graphicFrameLocks noChangeAspect="1"/>
+            </wp:cNvGraphicFramePr>
+            <a:graphic>
+              <a:graphicData uri="http://schemas.openxmlformats.org/drawingml/2006/picture">
+                <pic:pic>
+                  <pic:nvPicPr>
+                    <pic:cNvPr id="0" name=""/>
+                    <pic:cNvPicPr/>
+                  </pic:nvPicPr>
+                  <pic:blipFill>
+                    <a:blip r:embed="R120d5605ed9246ba">
+                      <a:extLst>
+                        <a:ext xmlns:a="http://schemas.openxmlformats.org/drawingml/2006/main" uri="{28A0092B-C50C-407E-A947-70E740481C1C}">
+                          <a14:useLocalDpi val="0"/>
+                        </a:ext>
+                      </a:extLst>
+                    </a:blip>
+                    <a:stretch>
+                      <a:fillRect/>
+                    </a:stretch>
+                  </pic:blipFill>
+                  <pic:spPr>
+                    <a:xfrm>
+                      <a:off x="0" y="0"/>
+                      <a:ext cx="5991226" cy="1609725"/>
+                    </a:xfrm>
+                    <a:prstGeom prst="rect">
+                      <a:avLst/>
+                    </a:prstGeom>
+                  </pic:spPr>
+                </pic:pic>
+              </a:graphicData>
+            </a:graphic>
+          </wp:inline>
+        </w:drawing>
+      </w:r>
+    </w:p>
+    <w:p>
+      <w:pPr>
+        <w:keepNext w:val="1"/>
+        <w:keepLines w:val="1"/>
+        <w:spacing w:before="281" w:after="281" w:line="279" w:lineRule="auto"/>
+        <w:rPr>
+          <w:rFonts w:ascii="Aptos" w:hAnsi="Aptos" w:eastAsia="Aptos" w:cs="Aptos"/>
+          <w:noProof w:val="0"/>
+          <w:sz w:val="24"/>
+          <w:szCs w:val="24"/>
+          <w:lang w:val="en-US"/>
+        </w:rPr>
+      </w:pPr>
+      <w:r>
+        <w:rPr>
+          <w:rFonts w:ascii="Aptos" w:hAnsi="Aptos" w:eastAsia="Aptos" w:cs="Aptos"/>
+          <w:noProof w:val="0"/>
+          <w:color w:val="ABB2BF"/>
+          <w:sz w:val="24"/>
+          <w:szCs w:val="24"/>
+          <w:lang w:val="en-US"/>
+        </w:rPr>
+        <w:t>-</w:t>
+      </w:r>
+      <w:r>
+        <w:rPr>
+          <w:rFonts w:ascii="Aptos" w:hAnsi="Aptos" w:eastAsia="Aptos" w:cs="Aptos"/>
+          <w:noProof w:val="0"/>
+          <w:sz w:val="24"/>
+          <w:szCs w:val="24"/>
+          <w:lang w:val="en-US"/>
+        </w:rPr>
+        <w:t xml:space="preserve"> </w:t>
+      </w:r>
+      <w:r>
+        <w:rPr>
+          <w:rFonts w:ascii="Aptos" w:hAnsi="Aptos" w:eastAsia="Aptos" w:cs="Aptos"/>
+          <w:b w:val="1"/>
+          <w:bCs w:val="1"/>
+          <w:noProof w:val="0"/>
+          <w:sz w:val="24"/>
+          <w:szCs w:val="24"/>
+          <w:lang w:val="en-US"/>
+        </w:rPr>
+        <w:t>Reviews</w:t>
+      </w:r>
+      <w:r>
+        <w:rPr>
+          <w:rFonts w:ascii="Aptos" w:hAnsi="Aptos" w:eastAsia="Aptos" w:cs="Aptos"/>
+          <w:noProof w:val="0"/>
+          <w:sz w:val="24"/>
+          <w:szCs w:val="24"/>
+          <w:lang w:val="en-US"/>
+        </w:rPr>
+        <w:t>: Customer review and rating system</w:t>
+      </w:r>
+    </w:p>
+    <w:p>
+      <w:pPr>
+        <w:keepNext w:val="1"/>
+        <w:keepLines w:val="1"/>
+        <w:spacing w:before="281" w:after="281" w:line="279" w:lineRule="auto"/>
         <w:sectPr>
           <w:headerReference w:type="even" r:id="rId13"/>
           <w:headerReference w:type="default" r:id="rId14"/>
@@ -7881,15 +8706,47 @@
         </w:sectPr>
       </w:pPr>
       <w:r>
-        <w:rPr>
-          <w:rFonts w:ascii="Arial" w:hAnsi="Arial" w:eastAsia="Arial" w:cs="Arial"/>
-          <w:b w:val="1"/>
-          <w:bCs w:val="1"/>
-          <w:color w:val="C45911" w:themeColor="accent2" w:themeTint="FF" w:themeShade="BF"/>
-          <w:sz w:val="32"/>
-          <w:szCs w:val="32"/>
-        </w:rPr>
-        <w:t xml:space="preserve"> </w:t>
+        <w:drawing>
+          <wp:inline wp14:editId="2461BB70" wp14:anchorId="61A70A01">
+            <wp:extent cx="5991226" cy="1581150"/>
+            <wp:effectExtent l="0" t="0" r="0" b="0"/>
+            <wp:docPr id="129352516" name="" title=""/>
+            <wp:cNvGraphicFramePr>
+              <a:graphicFrameLocks noChangeAspect="1"/>
+            </wp:cNvGraphicFramePr>
+            <a:graphic>
+              <a:graphicData uri="http://schemas.openxmlformats.org/drawingml/2006/picture">
+                <pic:pic>
+                  <pic:nvPicPr>
+                    <pic:cNvPr id="0" name=""/>
+                    <pic:cNvPicPr/>
+                  </pic:nvPicPr>
+                  <pic:blipFill>
+                    <a:blip r:embed="Rbca412f267074bdf">
+                      <a:extLst>
+                        <a:ext xmlns:a="http://schemas.openxmlformats.org/drawingml/2006/main" uri="{28A0092B-C50C-407E-A947-70E740481C1C}">
+                          <a14:useLocalDpi val="0"/>
+                        </a:ext>
+                      </a:extLst>
+                    </a:blip>
+                    <a:stretch>
+                      <a:fillRect/>
+                    </a:stretch>
+                  </pic:blipFill>
+                  <pic:spPr>
+                    <a:xfrm>
+                      <a:off x="0" y="0"/>
+                      <a:ext cx="5991226" cy="1581150"/>
+                    </a:xfrm>
+                    <a:prstGeom prst="rect">
+                      <a:avLst/>
+                    </a:prstGeom>
+                  </pic:spPr>
+                </pic:pic>
+              </a:graphicData>
+            </a:graphic>
+          </wp:inline>
+        </w:drawing>
       </w:r>
     </w:p>
     <w:p>
